--- a/resources/form_templates/cartas/Carta_de_aceptacion_de_condiciones_de_pago.docx
+++ b/resources/form_templates/cartas/Carta_de_aceptacion_de_condiciones_de_pago.docx
@@ -438,7 +438,7 @@
           <w:rFonts w:ascii="Arial" w:hAnsi="Arial" w:cs="Arial"/>
           <w:lang w:val="en-US"/>
         </w:rPr>
-        <w:t xml:space="preserve">[Firma del gerente de su empresa] </w:t>
+        <w:t xml:space="preserve">${img_firma} </w:t>
       </w:r>
       <w:proofErr w:type="gramStart"/>
       <w:r>
@@ -446,7 +446,7 @@
           <w:rFonts w:ascii="Arial" w:hAnsi="Arial" w:cs="Arial"/>
           <w:lang w:val="en-US"/>
         </w:rPr>
-        <w:t xml:space="preserve">[Sello de su empresa]</w:t>
+        <w:t xml:space="preserve">${img_sello}</w:t>
       </w:r>
     </w:p>
     <w:p>
@@ -555,7 +555,7 @@
     </w:pPr>
     <w:proofErr w:type="gramStart"/>
     <w:r>
-      <w:t xml:space="preserve">[Logo de su empresa]</w:t>
+      <w:t xml:space="preserve">${img_logo}</w:t>
     </w:r>
   </w:p>
   <w:p>

--- a/resources/form_templates/cartas/Carta_de_aceptacion_de_condiciones_de_pago.docx
+++ b/resources/form_templates/cartas/Carta_de_aceptacion_de_condiciones_de_pago.docx
@@ -101,7 +101,7 @@
           <w:rFonts w:ascii="Arial" w:hAnsi="Arial" w:cs="Arial"/>
           <w:lang w:val="en-US"/>
         </w:rPr>
-        <w:t xml:space="preserve">18/03/2026</w:t>
+        <w:t xml:space="preserve">${fecha}</w:t>
       </w:r>
     </w:p>
     <w:p>
